--- a/public/templates/hp-disbursement.docx
+++ b/public/templates/hp-disbursement.docx
@@ -81,6 +81,10 @@
     </w:p>
     <w:p>
       <w:pPr>
+        <w:tabs>
+          <w:tab w:val="left" w:pos="2200"/>
+          <w:tab w:val="left" w:pos="2700"/>
+        </w:tabs>
         <w:rPr>
           <w:sz w:val="28"/>
           <w:szCs w:val="28"/>
@@ -91,11 +95,19 @@
           <w:sz w:val="28"/>
           <w:szCs w:val="28"/>
         </w:rPr>
-        <w:t xml:space="preserve">Customer        :         {{customerName}}</w:t>
+        <w:t>Customer</w:t>
+        <w:tab/>
+        <w:t>:</w:t>
+        <w:tab/>
+        <w:t xml:space="preserve">{{customerName}}</w:t>
       </w:r>
     </w:p>
     <w:p>
       <w:pPr>
+        <w:tabs>
+          <w:tab w:val="left" w:pos="2200"/>
+          <w:tab w:val="left" w:pos="2700"/>
+        </w:tabs>
         <w:rPr>
           <w:sz w:val="28"/>
           <w:szCs w:val="28"/>
@@ -106,11 +118,19 @@
           <w:sz w:val="28"/>
           <w:szCs w:val="28"/>
         </w:rPr>
-        <w:t xml:space="preserve">Loan amount :  {{loanAmount}}</w:t>
+        <w:t>Loan amount</w:t>
+        <w:tab/>
+        <w:t>:</w:t>
+        <w:tab/>
+        <w:t xml:space="preserve">{{loanAmount}}</w:t>
       </w:r>
     </w:p>
     <w:p>
       <w:pPr>
+        <w:tabs>
+          <w:tab w:val="left" w:pos="2200"/>
+          <w:tab w:val="left" w:pos="2700"/>
+        </w:tabs>
         <w:rPr>
           <w:sz w:val="28"/>
           <w:szCs w:val="28"/>
@@ -121,7 +141,11 @@
           <w:sz w:val="28"/>
           <w:szCs w:val="28"/>
         </w:rPr>
-        <w:t xml:space="preserve">HF                       :                        {{handlingFee}}</w:t>
+        <w:t>HF</w:t>
+        <w:tab/>
+        <w:t>:</w:t>
+        <w:tab/>
+        <w:t xml:space="preserve">{{handlingFee}}</w:t>
       </w:r>
     </w:p>
     <w:p>
